--- a/Supplementary_Material_SurgEndosc.docx
+++ b/Supplementary_Material_SurgEndosc.docx
@@ -6900,7 +6900,7 @@
       <w:r>
         <w:drawing>
           <wp:inline xmlns:a="http://schemas.openxmlformats.org/drawingml/2006/main" xmlns:pic="http://schemas.openxmlformats.org/drawingml/2006/picture">
-            <wp:extent cx="5760720" cy="3780472"/>
+            <wp:extent cx="5760720" cy="3507893"/>
             <wp:docPr id="1" name="Picture 1" descr="Supplementary Figure S1. Aalen-Johansen cumulative incidence curves of unplanned reoperation over 42 days, laparoscopic completion versus open-related, with 95% bootstrap confidence bands; the two curves are close throughout, 9.4% versus 6.2% at day 42." title="Supplementary Figure S1. Aalen-Johansen cumulative incidence curves of unplanned reoperation over 42 days, laparoscopic completion versus open-related, with 95% bootstrap confidence bands; the two curves are close throughout, 9.4% versus 6.2% at day 42."/>
             <wp:cNvGraphicFramePr>
               <a:graphicFrameLocks noChangeAspect="1"/>
@@ -6921,7 +6921,7 @@
                   <pic:spPr>
                     <a:xfrm>
                       <a:off x="0" y="0"/>
-                      <a:ext cx="5760720" cy="3780472"/>
+                      <a:ext cx="5760720" cy="3507893"/>
                     </a:xfrm>
                     <a:prstGeom prst="rect"/>
                   </pic:spPr>

--- a/Supplementary_Material_SurgEndosc.docx
+++ b/Supplementary_Material_SurgEndosc.docx
@@ -4583,7 +4583,7 @@
         <w:t>Fourth-pass outcome.</w:t>
       </w:r>
       <w:r>
-        <w:t xml:space="preserve"> Sixteen children were judged not to have had a primary Ladd operation — four because the index record was a diagnostic endoscopy or biopsy, eight because the index operation was a redo Ladd for recurrent malrotation, and four because a previous Ladd had been performed and the index operation was not itself a Ladd — and two further children were excluded by consensus for the same reason. In three children the true primary Ladd was identified on a later date than the earliest record, and the index operation, its approach, and the age at operation were corrected accordingly. Three of the 39 reoperations initially identified were in children excluded by this pass, all aged over one year.</w:t>
+        <w:t xml:space="preserve"> Sixteen children were judged not to have had a primary Ladd operation by unanimous first-read agreement — four because the index record was a diagnostic endoscopy or biopsy, eight because the index operation was a redo Ladd for recurrent malrotation, and four because a previous Ladd had been performed and the index operation was not itself a Ladd. Two further children, on whom the reviewers initially disagreed, were excluded by consensus; both were resolved to the redo-Ladd category, bringing that category's total to ten (Supplementary Table S1). Separately, in three children whose earliest recorded operation was a preliminary procedure on the same admission (not itself a candidate for this pass), the index date was corrected to the nearby operation that was unambiguously the primary Ladd; only one of these three was also among the 19 children reviewed in this pass, and that child was excluded (redo-Ladd category) rather than retained. Three of the 39 reoperations initially identified were in children excluded by this pass, all aged over one year.</w:t>
       </w:r>
     </w:p>
     <w:p>

--- a/Supplementary_Material_SurgEndosc.docx
+++ b/Supplementary_Material_SurgEndosc.docx
@@ -6859,7 +6859,7 @@
         <w:t>Residual confounding and other.</w:t>
       </w:r>
       <w:r>
-        <w:t xml:space="preserve"> Indication and urgency were not recorded separately, and index necrosis is only a partial proxy for them, so confounding by severity persists within strata. Associated-anomaly ascertainment was indeterminate for 7/450 (1.6%), and because anomaly coding draws on text from every admission including the reoperation, it records anomalies ever documented rather than anomalies known preoperatively. Reoperations may cluster by operating surgeon; we did not model surgeon-level clustering. Finally, two-thirds of this cohort presented as neonates, so the balance of causes may differ where malrotation more often presents beyond infancy.</w:t>
+        <w:t xml:space="preserve"> Indication and urgency were not recorded separately, and index necrosis is only a partial proxy for them, so confounding by severity persists within strata. Associated-anomaly ascertainment was indeterminate for 6/450 (1.3%), and because anomaly coding draws on text from every admission including the reoperation, it records anomalies ever documented rather than anomalies known preoperatively. Reoperations may cluster by operating surgeon; we did not model surgeon-level clustering. Finally, two-thirds of this cohort presented as neonates, so the balance of causes may differ where malrotation more often presents beyond infancy.</w:t>
       </w:r>
     </w:p>
     <w:p>
